--- a/8.资源管理/2.运行记录类文件/080205-最终软件库应用提升情况说明(截止2025年12月).docx
+++ b/8.资源管理/2.运行记录类文件/080205-最终软件库应用提升情况说明(截止2025年12月).docx
@@ -66,7 +66,8 @@
         <w:snapToGrid w:val="0"/>
         <w:textAlignment w:val="baseline"/>
       </w:pPr>
-      <w:bookmarkStart w:id="0" w:name="_Toc19459"/>
+      <w:bookmarkStart w:id="0" w:name="_Toc7239"/>
+      <w:bookmarkStart w:id="1" w:name="_Toc19983"/>
       <w:r>
         <w:rPr>
           <w:rFonts w:hint="eastAsia"/>
@@ -78,6 +79,7 @@
         <w:t>应用提升情况说明</w:t>
       </w:r>
       <w:bookmarkEnd w:id="0"/>
+      <w:bookmarkEnd w:id="1"/>
     </w:p>
     <w:p>
       <w:pPr>
@@ -97,11 +99,13 @@
         <w:snapToGrid w:val="0"/>
         <w:textAlignment w:val="baseline"/>
       </w:pPr>
-      <w:bookmarkStart w:id="1" w:name="_Toc7221"/>
+      <w:bookmarkStart w:id="2" w:name="_Toc30901"/>
+      <w:bookmarkStart w:id="3" w:name="_Toc5649"/>
       <w:r>
         <w:t>中达丰集团有限公司</w:t>
       </w:r>
-      <w:bookmarkEnd w:id="1"/>
+      <w:bookmarkEnd w:id="2"/>
+      <w:bookmarkEnd w:id="3"/>
     </w:p>
     <w:p>
       <w:pPr>
@@ -221,7 +225,8 @@
           <w:szCs w:val="28"/>
         </w:rPr>
       </w:pPr>
-      <w:bookmarkStart w:id="2" w:name="_Toc30739"/>
+      <w:bookmarkStart w:id="4" w:name="_Toc29004"/>
+      <w:bookmarkStart w:id="5" w:name="_Toc6701"/>
       <w:r>
         <w:rPr>
           <w:rFonts w:ascii="宋体" w:hAnsi="宋体" w:eastAsia="宋体" w:cs="宋体"/>
@@ -231,7 +236,8 @@
         </w:rPr>
         <w:t>文档信息</w:t>
       </w:r>
-      <w:bookmarkEnd w:id="2"/>
+      <w:bookmarkEnd w:id="4"/>
+      <w:bookmarkEnd w:id="5"/>
     </w:p>
     <w:tbl>
       <w:tblPr>
@@ -1361,7 +1367,8 @@
           <w:szCs w:val="21"/>
           <w:lang w:val="en-US" w:eastAsia="en-US" w:bidi="ar-SA"/>
         </w:rPr>
-        <w:id w:val="147473109"/>
+        <w:id w:val="147457626"/>
+        <w15:color w:val="DBDBDB"/>
         <w:docPartObj>
           <w:docPartGallery w:val="Table of Contents"/>
           <w:docPartUnique/>
@@ -1379,6 +1386,618 @@
         </w:rPr>
       </w:sdtEndPr>
       <w:sdtContent>
+        <w:p>
+          <w:pPr>
+            <w:spacing w:before="0" w:beforeLines="0" w:after="0" w:afterLines="0" w:line="240" w:lineRule="auto"/>
+            <w:ind w:left="0" w:leftChars="0" w:right="0" w:rightChars="0" w:firstLine="0" w:firstLineChars="0"/>
+            <w:jc w:val="center"/>
+          </w:pPr>
+          <w:r>
+            <w:rPr>
+              <w:rFonts w:ascii="宋体" w:hAnsi="宋体" w:eastAsia="宋体"/>
+              <w:sz w:val="21"/>
+            </w:rPr>
+            <w:t>目录</w:t>
+          </w:r>
+        </w:p>
+        <w:p>
+          <w:pPr>
+            <w:pStyle w:val="16"/>
+            <w:tabs>
+              <w:tab w:val="right" w:leader="dot" w:pos="9724"/>
+            </w:tabs>
+          </w:pPr>
+          <w:bookmarkStart w:id="15" w:name="_GoBack"/>
+          <w:bookmarkEnd w:id="15"/>
+          <w:r>
+            <w:rPr>
+              <w:rFonts w:ascii="Cambria" w:hAnsi="Cambria" w:eastAsia="Cambria" w:cs="Cambria"/>
+              <w:snapToGrid w:val="0"/>
+              <w:color w:val="000000"/>
+              <w:kern w:val="0"/>
+              <w:sz w:val="21"/>
+              <w:szCs w:val="24"/>
+              <w:lang w:val="en-US" w:eastAsia="en-US" w:bidi="ar-SA"/>
+            </w:rPr>
+            <w:fldChar w:fldCharType="begin"/>
+          </w:r>
+          <w:r>
+            <w:rPr>
+              <w:rFonts w:ascii="Cambria" w:hAnsi="Cambria" w:eastAsia="Cambria" w:cs="Cambria"/>
+              <w:snapToGrid w:val="0"/>
+              <w:color w:val="000000"/>
+              <w:kern w:val="0"/>
+              <w:sz w:val="21"/>
+              <w:szCs w:val="24"/>
+              <w:lang w:val="en-US" w:eastAsia="en-US" w:bidi="ar-SA"/>
+            </w:rPr>
+            <w:instrText xml:space="preserve">TOC \o "1-3" \h \u </w:instrText>
+          </w:r>
+          <w:r>
+            <w:rPr>
+              <w:rFonts w:ascii="Cambria" w:hAnsi="Cambria" w:eastAsia="Cambria" w:cs="Cambria"/>
+              <w:snapToGrid w:val="0"/>
+              <w:color w:val="000000"/>
+              <w:kern w:val="0"/>
+              <w:sz w:val="21"/>
+              <w:szCs w:val="24"/>
+              <w:lang w:val="en-US" w:eastAsia="en-US" w:bidi="ar-SA"/>
+            </w:rPr>
+            <w:fldChar w:fldCharType="separate"/>
+          </w:r>
+          <w:r>
+            <w:rPr>
+              <w:rFonts w:ascii="Cambria" w:hAnsi="Cambria" w:eastAsia="Cambria" w:cs="Cambria"/>
+              <w:snapToGrid w:val="0"/>
+              <w:color w:val="000000"/>
+              <w:kern w:val="0"/>
+              <w:szCs w:val="24"/>
+              <w:lang w:val="en-US" w:eastAsia="en-US" w:bidi="ar-SA"/>
+            </w:rPr>
+            <w:fldChar w:fldCharType="begin"/>
+          </w:r>
+          <w:r>
+            <w:rPr>
+              <w:rFonts w:ascii="Cambria" w:hAnsi="Cambria" w:eastAsia="Cambria" w:cs="Cambria"/>
+              <w:snapToGrid w:val="0"/>
+              <w:kern w:val="0"/>
+              <w:szCs w:val="24"/>
+              <w:lang w:val="en-US" w:eastAsia="en-US" w:bidi="ar-SA"/>
+            </w:rPr>
+            <w:instrText xml:space="preserve"> HYPERLINK \l _Toc19983 </w:instrText>
+          </w:r>
+          <w:r>
+            <w:rPr>
+              <w:rFonts w:ascii="Cambria" w:hAnsi="Cambria" w:eastAsia="Cambria" w:cs="Cambria"/>
+              <w:snapToGrid w:val="0"/>
+              <w:kern w:val="0"/>
+              <w:szCs w:val="24"/>
+              <w:lang w:val="en-US" w:eastAsia="en-US" w:bidi="ar-SA"/>
+            </w:rPr>
+            <w:fldChar w:fldCharType="separate"/>
+          </w:r>
+          <w:r>
+            <w:rPr>
+              <w:rFonts w:hint="eastAsia"/>
+              <w:lang w:val="en-US" w:eastAsia="zh-CN"/>
+            </w:rPr>
+            <w:t>最终软件库</w:t>
+          </w:r>
+          <w:r>
+            <w:t>应用提升情况说明</w:t>
+          </w:r>
+          <w:r>
+            <w:tab/>
+          </w:r>
+          <w:r>
+            <w:fldChar w:fldCharType="begin"/>
+          </w:r>
+          <w:r>
+            <w:instrText xml:space="preserve"> PAGEREF _Toc19983 \h </w:instrText>
+          </w:r>
+          <w:r>
+            <w:fldChar w:fldCharType="separate"/>
+          </w:r>
+          <w:r>
+            <w:t>1</w:t>
+          </w:r>
+          <w:r>
+            <w:fldChar w:fldCharType="end"/>
+          </w:r>
+          <w:r>
+            <w:rPr>
+              <w:rFonts w:ascii="Cambria" w:hAnsi="Cambria" w:eastAsia="Cambria" w:cs="Cambria"/>
+              <w:snapToGrid w:val="0"/>
+              <w:color w:val="000000"/>
+              <w:kern w:val="0"/>
+              <w:szCs w:val="24"/>
+              <w:lang w:val="en-US" w:eastAsia="en-US" w:bidi="ar-SA"/>
+            </w:rPr>
+            <w:fldChar w:fldCharType="end"/>
+          </w:r>
+        </w:p>
+        <w:p>
+          <w:pPr>
+            <w:pStyle w:val="16"/>
+            <w:tabs>
+              <w:tab w:val="right" w:leader="dot" w:pos="9724"/>
+            </w:tabs>
+          </w:pPr>
+          <w:r>
+            <w:rPr>
+              <w:rFonts w:ascii="Cambria" w:hAnsi="Cambria" w:eastAsia="Cambria" w:cs="Cambria"/>
+              <w:snapToGrid w:val="0"/>
+              <w:color w:val="000000"/>
+              <w:kern w:val="0"/>
+              <w:szCs w:val="24"/>
+              <w:lang w:val="en-US" w:eastAsia="en-US" w:bidi="ar-SA"/>
+            </w:rPr>
+            <w:fldChar w:fldCharType="begin"/>
+          </w:r>
+          <w:r>
+            <w:rPr>
+              <w:rFonts w:ascii="Cambria" w:hAnsi="Cambria" w:eastAsia="Cambria" w:cs="Cambria"/>
+              <w:snapToGrid w:val="0"/>
+              <w:kern w:val="0"/>
+              <w:szCs w:val="24"/>
+              <w:lang w:val="en-US" w:eastAsia="en-US" w:bidi="ar-SA"/>
+            </w:rPr>
+            <w:instrText xml:space="preserve"> HYPERLINK \l _Toc5649 </w:instrText>
+          </w:r>
+          <w:r>
+            <w:rPr>
+              <w:rFonts w:ascii="Cambria" w:hAnsi="Cambria" w:eastAsia="Cambria" w:cs="Cambria"/>
+              <w:snapToGrid w:val="0"/>
+              <w:kern w:val="0"/>
+              <w:szCs w:val="24"/>
+              <w:lang w:val="en-US" w:eastAsia="en-US" w:bidi="ar-SA"/>
+            </w:rPr>
+            <w:fldChar w:fldCharType="separate"/>
+          </w:r>
+          <w:r>
+            <w:t>中达丰集团有限公司</w:t>
+          </w:r>
+          <w:r>
+            <w:tab/>
+          </w:r>
+          <w:r>
+            <w:fldChar w:fldCharType="begin"/>
+          </w:r>
+          <w:r>
+            <w:instrText xml:space="preserve"> PAGEREF _Toc5649 \h </w:instrText>
+          </w:r>
+          <w:r>
+            <w:fldChar w:fldCharType="separate"/>
+          </w:r>
+          <w:r>
+            <w:t>1</w:t>
+          </w:r>
+          <w:r>
+            <w:fldChar w:fldCharType="end"/>
+          </w:r>
+          <w:r>
+            <w:rPr>
+              <w:rFonts w:ascii="Cambria" w:hAnsi="Cambria" w:eastAsia="Cambria" w:cs="Cambria"/>
+              <w:snapToGrid w:val="0"/>
+              <w:color w:val="000000"/>
+              <w:kern w:val="0"/>
+              <w:szCs w:val="24"/>
+              <w:lang w:val="en-US" w:eastAsia="en-US" w:bidi="ar-SA"/>
+            </w:rPr>
+            <w:fldChar w:fldCharType="end"/>
+          </w:r>
+        </w:p>
+        <w:p>
+          <w:pPr>
+            <w:pStyle w:val="16"/>
+            <w:tabs>
+              <w:tab w:val="right" w:leader="dot" w:pos="9724"/>
+            </w:tabs>
+          </w:pPr>
+          <w:r>
+            <w:rPr>
+              <w:rFonts w:ascii="Cambria" w:hAnsi="Cambria" w:eastAsia="Cambria" w:cs="Cambria"/>
+              <w:snapToGrid w:val="0"/>
+              <w:color w:val="000000"/>
+              <w:kern w:val="0"/>
+              <w:szCs w:val="24"/>
+              <w:lang w:val="en-US" w:eastAsia="en-US" w:bidi="ar-SA"/>
+            </w:rPr>
+            <w:fldChar w:fldCharType="begin"/>
+          </w:r>
+          <w:r>
+            <w:rPr>
+              <w:rFonts w:ascii="Cambria" w:hAnsi="Cambria" w:eastAsia="Cambria" w:cs="Cambria"/>
+              <w:snapToGrid w:val="0"/>
+              <w:kern w:val="0"/>
+              <w:szCs w:val="24"/>
+              <w:lang w:val="en-US" w:eastAsia="en-US" w:bidi="ar-SA"/>
+            </w:rPr>
+            <w:instrText xml:space="preserve"> HYPERLINK \l _Toc6701 </w:instrText>
+          </w:r>
+          <w:r>
+            <w:rPr>
+              <w:rFonts w:ascii="Cambria" w:hAnsi="Cambria" w:eastAsia="Cambria" w:cs="Cambria"/>
+              <w:snapToGrid w:val="0"/>
+              <w:kern w:val="0"/>
+              <w:szCs w:val="24"/>
+              <w:lang w:val="en-US" w:eastAsia="en-US" w:bidi="ar-SA"/>
+            </w:rPr>
+            <w:fldChar w:fldCharType="separate"/>
+          </w:r>
+          <w:r>
+            <w:rPr>
+              <w:rFonts w:ascii="宋体" w:hAnsi="宋体" w:eastAsia="宋体" w:cs="宋体"/>
+              <w:spacing w:val="-3"/>
+              <w:szCs w:val="28"/>
+            </w:rPr>
+            <w:t>文档信息</w:t>
+          </w:r>
+          <w:r>
+            <w:tab/>
+          </w:r>
+          <w:r>
+            <w:fldChar w:fldCharType="begin"/>
+          </w:r>
+          <w:r>
+            <w:instrText xml:space="preserve"> PAGEREF _Toc6701 \h </w:instrText>
+          </w:r>
+          <w:r>
+            <w:fldChar w:fldCharType="separate"/>
+          </w:r>
+          <w:r>
+            <w:t>2</w:t>
+          </w:r>
+          <w:r>
+            <w:fldChar w:fldCharType="end"/>
+          </w:r>
+          <w:r>
+            <w:rPr>
+              <w:rFonts w:ascii="Cambria" w:hAnsi="Cambria" w:eastAsia="Cambria" w:cs="Cambria"/>
+              <w:snapToGrid w:val="0"/>
+              <w:color w:val="000000"/>
+              <w:kern w:val="0"/>
+              <w:szCs w:val="24"/>
+              <w:lang w:val="en-US" w:eastAsia="en-US" w:bidi="ar-SA"/>
+            </w:rPr>
+            <w:fldChar w:fldCharType="end"/>
+          </w:r>
+        </w:p>
+        <w:p>
+          <w:pPr>
+            <w:pStyle w:val="16"/>
+            <w:tabs>
+              <w:tab w:val="right" w:leader="dot" w:pos="9724"/>
+            </w:tabs>
+          </w:pPr>
+          <w:r>
+            <w:rPr>
+              <w:rFonts w:ascii="Cambria" w:hAnsi="Cambria" w:eastAsia="Cambria" w:cs="Cambria"/>
+              <w:snapToGrid w:val="0"/>
+              <w:color w:val="000000"/>
+              <w:kern w:val="0"/>
+              <w:szCs w:val="24"/>
+              <w:lang w:val="en-US" w:eastAsia="en-US" w:bidi="ar-SA"/>
+            </w:rPr>
+            <w:fldChar w:fldCharType="begin"/>
+          </w:r>
+          <w:r>
+            <w:rPr>
+              <w:rFonts w:ascii="Cambria" w:hAnsi="Cambria" w:eastAsia="Cambria" w:cs="Cambria"/>
+              <w:snapToGrid w:val="0"/>
+              <w:kern w:val="0"/>
+              <w:szCs w:val="24"/>
+              <w:lang w:val="en-US" w:eastAsia="en-US" w:bidi="ar-SA"/>
+            </w:rPr>
+            <w:instrText xml:space="preserve"> HYPERLINK \l _Toc11104 </w:instrText>
+          </w:r>
+          <w:r>
+            <w:rPr>
+              <w:rFonts w:ascii="Cambria" w:hAnsi="Cambria" w:eastAsia="Cambria" w:cs="Cambria"/>
+              <w:snapToGrid w:val="0"/>
+              <w:kern w:val="0"/>
+              <w:szCs w:val="24"/>
+              <w:lang w:val="en-US" w:eastAsia="en-US" w:bidi="ar-SA"/>
+            </w:rPr>
+            <w:fldChar w:fldCharType="separate"/>
+          </w:r>
+          <w:r>
+            <w:rPr>
+              <w:rFonts w:hint="default" w:ascii="宋体" w:hAnsi="宋体" w:eastAsia="宋体" w:cs="宋体"/>
+              <w:szCs w:val="28"/>
+            </w:rPr>
+            <w:t xml:space="preserve">1. </w:t>
+          </w:r>
+          <w:r>
+            <w:rPr>
+              <w:rFonts w:hint="eastAsia" w:ascii="宋体" w:hAnsi="宋体" w:eastAsia="宋体" w:cs="宋体"/>
+              <w:szCs w:val="28"/>
+              <w:lang w:val="en-US" w:eastAsia="zh-CN"/>
+            </w:rPr>
+            <w:t>最终软件库</w:t>
+          </w:r>
+          <w:r>
+            <w:rPr>
+              <w:rFonts w:hint="eastAsia" w:ascii="宋体" w:hAnsi="宋体" w:eastAsia="宋体" w:cs="宋体"/>
+              <w:szCs w:val="28"/>
+            </w:rPr>
+            <w:t>概况</w:t>
+          </w:r>
+          <w:r>
+            <w:tab/>
+          </w:r>
+          <w:r>
+            <w:fldChar w:fldCharType="begin"/>
+          </w:r>
+          <w:r>
+            <w:instrText xml:space="preserve"> PAGEREF _Toc11104 \h </w:instrText>
+          </w:r>
+          <w:r>
+            <w:fldChar w:fldCharType="separate"/>
+          </w:r>
+          <w:r>
+            <w:t>4</w:t>
+          </w:r>
+          <w:r>
+            <w:fldChar w:fldCharType="end"/>
+          </w:r>
+          <w:r>
+            <w:rPr>
+              <w:rFonts w:ascii="Cambria" w:hAnsi="Cambria" w:eastAsia="Cambria" w:cs="Cambria"/>
+              <w:snapToGrid w:val="0"/>
+              <w:color w:val="000000"/>
+              <w:kern w:val="0"/>
+              <w:szCs w:val="24"/>
+              <w:lang w:val="en-US" w:eastAsia="en-US" w:bidi="ar-SA"/>
+            </w:rPr>
+            <w:fldChar w:fldCharType="end"/>
+          </w:r>
+        </w:p>
+        <w:p>
+          <w:pPr>
+            <w:pStyle w:val="16"/>
+            <w:tabs>
+              <w:tab w:val="right" w:leader="dot" w:pos="9724"/>
+            </w:tabs>
+          </w:pPr>
+          <w:r>
+            <w:rPr>
+              <w:rFonts w:ascii="Cambria" w:hAnsi="Cambria" w:eastAsia="Cambria" w:cs="Cambria"/>
+              <w:snapToGrid w:val="0"/>
+              <w:color w:val="000000"/>
+              <w:kern w:val="0"/>
+              <w:szCs w:val="24"/>
+              <w:lang w:val="en-US" w:eastAsia="en-US" w:bidi="ar-SA"/>
+            </w:rPr>
+            <w:fldChar w:fldCharType="begin"/>
+          </w:r>
+          <w:r>
+            <w:rPr>
+              <w:rFonts w:ascii="Cambria" w:hAnsi="Cambria" w:eastAsia="Cambria" w:cs="Cambria"/>
+              <w:snapToGrid w:val="0"/>
+              <w:kern w:val="0"/>
+              <w:szCs w:val="24"/>
+              <w:lang w:val="en-US" w:eastAsia="en-US" w:bidi="ar-SA"/>
+            </w:rPr>
+            <w:instrText xml:space="preserve"> HYPERLINK \l _Toc18791 </w:instrText>
+          </w:r>
+          <w:r>
+            <w:rPr>
+              <w:rFonts w:ascii="Cambria" w:hAnsi="Cambria" w:eastAsia="Cambria" w:cs="Cambria"/>
+              <w:snapToGrid w:val="0"/>
+              <w:kern w:val="0"/>
+              <w:szCs w:val="24"/>
+              <w:lang w:val="en-US" w:eastAsia="en-US" w:bidi="ar-SA"/>
+            </w:rPr>
+            <w:fldChar w:fldCharType="separate"/>
+          </w:r>
+          <w:r>
+            <w:rPr>
+              <w:rFonts w:hint="default"/>
+              <w:lang w:val="en-US" w:eastAsia="zh-CN"/>
+            </w:rPr>
+            <w:t xml:space="preserve">2. </w:t>
+          </w:r>
+          <w:r>
+            <w:rPr>
+              <w:rFonts w:hint="eastAsia"/>
+              <w:lang w:val="en-US" w:eastAsia="zh-CN"/>
+            </w:rPr>
+            <w:t>Github代码托管优势</w:t>
+          </w:r>
+          <w:r>
+            <w:tab/>
+          </w:r>
+          <w:r>
+            <w:fldChar w:fldCharType="begin"/>
+          </w:r>
+          <w:r>
+            <w:instrText xml:space="preserve"> PAGEREF _Toc18791 \h </w:instrText>
+          </w:r>
+          <w:r>
+            <w:fldChar w:fldCharType="separate"/>
+          </w:r>
+          <w:r>
+            <w:t>5</w:t>
+          </w:r>
+          <w:r>
+            <w:fldChar w:fldCharType="end"/>
+          </w:r>
+          <w:r>
+            <w:rPr>
+              <w:rFonts w:ascii="Cambria" w:hAnsi="Cambria" w:eastAsia="Cambria" w:cs="Cambria"/>
+              <w:snapToGrid w:val="0"/>
+              <w:color w:val="000000"/>
+              <w:kern w:val="0"/>
+              <w:szCs w:val="24"/>
+              <w:lang w:val="en-US" w:eastAsia="en-US" w:bidi="ar-SA"/>
+            </w:rPr>
+            <w:fldChar w:fldCharType="end"/>
+          </w:r>
+        </w:p>
+        <w:p>
+          <w:pPr>
+            <w:pStyle w:val="17"/>
+            <w:tabs>
+              <w:tab w:val="right" w:leader="dot" w:pos="9724"/>
+            </w:tabs>
+          </w:pPr>
+          <w:r>
+            <w:rPr>
+              <w:rFonts w:ascii="Cambria" w:hAnsi="Cambria" w:eastAsia="Cambria" w:cs="Cambria"/>
+              <w:snapToGrid w:val="0"/>
+              <w:color w:val="000000"/>
+              <w:kern w:val="0"/>
+              <w:szCs w:val="24"/>
+              <w:lang w:val="en-US" w:eastAsia="en-US" w:bidi="ar-SA"/>
+            </w:rPr>
+            <w:fldChar w:fldCharType="begin"/>
+          </w:r>
+          <w:r>
+            <w:rPr>
+              <w:rFonts w:ascii="Cambria" w:hAnsi="Cambria" w:eastAsia="Cambria" w:cs="Cambria"/>
+              <w:snapToGrid w:val="0"/>
+              <w:kern w:val="0"/>
+              <w:szCs w:val="24"/>
+              <w:lang w:val="en-US" w:eastAsia="en-US" w:bidi="ar-SA"/>
+            </w:rPr>
+            <w:instrText xml:space="preserve"> HYPERLINK \l _Toc15324 </w:instrText>
+          </w:r>
+          <w:r>
+            <w:rPr>
+              <w:rFonts w:ascii="Cambria" w:hAnsi="Cambria" w:eastAsia="Cambria" w:cs="Cambria"/>
+              <w:snapToGrid w:val="0"/>
+              <w:kern w:val="0"/>
+              <w:szCs w:val="24"/>
+              <w:lang w:val="en-US" w:eastAsia="en-US" w:bidi="ar-SA"/>
+            </w:rPr>
+            <w:fldChar w:fldCharType="separate"/>
+          </w:r>
+          <w:r>
+            <w:rPr>
+              <w:rFonts w:hint="default"/>
+            </w:rPr>
+            <w:t xml:space="preserve">2.1. </w:t>
+          </w:r>
+          <w:r>
+            <w:rPr>
+              <w:rFonts w:hint="eastAsia"/>
+              <w:lang w:val="en-US" w:eastAsia="zh-CN"/>
+            </w:rPr>
+            <w:t>考核指标</w:t>
+          </w:r>
+          <w:r>
+            <w:tab/>
+          </w:r>
+          <w:r>
+            <w:fldChar w:fldCharType="begin"/>
+          </w:r>
+          <w:r>
+            <w:instrText xml:space="preserve"> PAGEREF _Toc15324 \h </w:instrText>
+          </w:r>
+          <w:r>
+            <w:fldChar w:fldCharType="separate"/>
+          </w:r>
+          <w:r>
+            <w:t>5</w:t>
+          </w:r>
+          <w:r>
+            <w:fldChar w:fldCharType="end"/>
+          </w:r>
+          <w:r>
+            <w:rPr>
+              <w:rFonts w:ascii="Cambria" w:hAnsi="Cambria" w:eastAsia="Cambria" w:cs="Cambria"/>
+              <w:snapToGrid w:val="0"/>
+              <w:color w:val="000000"/>
+              <w:kern w:val="0"/>
+              <w:szCs w:val="24"/>
+              <w:lang w:val="en-US" w:eastAsia="en-US" w:bidi="ar-SA"/>
+            </w:rPr>
+            <w:fldChar w:fldCharType="end"/>
+          </w:r>
+        </w:p>
+        <w:p>
+          <w:pPr>
+            <w:pStyle w:val="17"/>
+            <w:tabs>
+              <w:tab w:val="right" w:leader="dot" w:pos="9724"/>
+            </w:tabs>
+          </w:pPr>
+          <w:r>
+            <w:rPr>
+              <w:rFonts w:ascii="Cambria" w:hAnsi="Cambria" w:eastAsia="Cambria" w:cs="Cambria"/>
+              <w:snapToGrid w:val="0"/>
+              <w:color w:val="000000"/>
+              <w:kern w:val="0"/>
+              <w:szCs w:val="24"/>
+              <w:lang w:val="en-US" w:eastAsia="en-US" w:bidi="ar-SA"/>
+            </w:rPr>
+            <w:fldChar w:fldCharType="begin"/>
+          </w:r>
+          <w:r>
+            <w:rPr>
+              <w:rFonts w:ascii="Cambria" w:hAnsi="Cambria" w:eastAsia="Cambria" w:cs="Cambria"/>
+              <w:snapToGrid w:val="0"/>
+              <w:kern w:val="0"/>
+              <w:szCs w:val="24"/>
+              <w:lang w:val="en-US" w:eastAsia="en-US" w:bidi="ar-SA"/>
+            </w:rPr>
+            <w:instrText xml:space="preserve"> HYPERLINK \l _Toc31372 </w:instrText>
+          </w:r>
+          <w:r>
+            <w:rPr>
+              <w:rFonts w:ascii="Cambria" w:hAnsi="Cambria" w:eastAsia="Cambria" w:cs="Cambria"/>
+              <w:snapToGrid w:val="0"/>
+              <w:kern w:val="0"/>
+              <w:szCs w:val="24"/>
+              <w:lang w:val="en-US" w:eastAsia="en-US" w:bidi="ar-SA"/>
+            </w:rPr>
+            <w:fldChar w:fldCharType="separate"/>
+          </w:r>
+          <w:r>
+            <w:rPr>
+              <w:rFonts w:hint="default"/>
+              <w:lang w:val="en-US" w:eastAsia="zh-CN"/>
+            </w:rPr>
+            <w:t xml:space="preserve">2.2. </w:t>
+          </w:r>
+          <w:r>
+            <w:rPr>
+              <w:rFonts w:hint="eastAsia"/>
+              <w:lang w:val="en-US" w:eastAsia="zh-CN"/>
+            </w:rPr>
+            <w:t>问题改进</w:t>
+          </w:r>
+          <w:r>
+            <w:tab/>
+          </w:r>
+          <w:r>
+            <w:fldChar w:fldCharType="begin"/>
+          </w:r>
+          <w:r>
+            <w:instrText xml:space="preserve"> PAGEREF _Toc31372 \h </w:instrText>
+          </w:r>
+          <w:r>
+            <w:fldChar w:fldCharType="separate"/>
+          </w:r>
+          <w:r>
+            <w:t>5</w:t>
+          </w:r>
+          <w:r>
+            <w:fldChar w:fldCharType="end"/>
+          </w:r>
+          <w:r>
+            <w:rPr>
+              <w:rFonts w:ascii="Cambria" w:hAnsi="Cambria" w:eastAsia="Cambria" w:cs="Cambria"/>
+              <w:snapToGrid w:val="0"/>
+              <w:color w:val="000000"/>
+              <w:kern w:val="0"/>
+              <w:szCs w:val="24"/>
+              <w:lang w:val="en-US" w:eastAsia="en-US" w:bidi="ar-SA"/>
+            </w:rPr>
+            <w:fldChar w:fldCharType="end"/>
+          </w:r>
+        </w:p>
         <w:p>
           <w:pPr>
             <w:keepNext w:val="0"/>
@@ -1396,523 +2015,7 @@
             <w:snapToGrid w:val="0"/>
             <w:spacing w:before="0" w:beforeLines="0" w:after="0" w:afterLines="0" w:line="240" w:lineRule="auto"/>
             <w:ind w:left="0" w:leftChars="0" w:right="0" w:rightChars="0" w:firstLine="0" w:firstLineChars="0"/>
-            <w:jc w:val="center"/>
-            <w:textAlignment w:val="baseline"/>
-          </w:pPr>
-          <w:r>
-            <w:rPr>
-              <w:rFonts w:ascii="宋体" w:hAnsi="宋体" w:eastAsia="宋体"/>
-              <w:sz w:val="21"/>
-            </w:rPr>
-            <w:t>目录</w:t>
-          </w:r>
-        </w:p>
-        <w:p>
-          <w:pPr>
-            <w:pStyle w:val="16"/>
-            <w:tabs>
-              <w:tab w:val="right" w:leader="dot" w:pos="9724"/>
-            </w:tabs>
-          </w:pPr>
-          <w:r>
-            <w:rPr>
-              <w:rFonts w:ascii="Cambria" w:hAnsi="Cambria" w:eastAsia="Cambria" w:cs="Cambria"/>
-              <w:sz w:val="24"/>
-              <w:szCs w:val="24"/>
-            </w:rPr>
-            <w:fldChar w:fldCharType="begin"/>
-          </w:r>
-          <w:r>
-            <w:rPr>
-              <w:rFonts w:ascii="Cambria" w:hAnsi="Cambria" w:eastAsia="Cambria" w:cs="Cambria"/>
-              <w:sz w:val="24"/>
-              <w:szCs w:val="24"/>
-            </w:rPr>
-            <w:instrText xml:space="preserve">TOC \o "1-3" \h \u </w:instrText>
-          </w:r>
-          <w:r>
-            <w:rPr>
-              <w:rFonts w:ascii="Cambria" w:hAnsi="Cambria" w:eastAsia="Cambria" w:cs="Cambria"/>
-              <w:sz w:val="24"/>
-              <w:szCs w:val="24"/>
-            </w:rPr>
-            <w:fldChar w:fldCharType="separate"/>
-          </w:r>
-          <w:r>
-            <w:rPr>
-              <w:rFonts w:ascii="Cambria" w:hAnsi="Cambria" w:eastAsia="Cambria" w:cs="Cambria"/>
-              <w:szCs w:val="24"/>
-            </w:rPr>
-            <w:fldChar w:fldCharType="begin"/>
-          </w:r>
-          <w:r>
-            <w:rPr>
-              <w:rFonts w:ascii="Cambria" w:hAnsi="Cambria" w:eastAsia="Cambria" w:cs="Cambria"/>
-              <w:szCs w:val="24"/>
-            </w:rPr>
-            <w:instrText xml:space="preserve"> HYPERLINK \l _Toc19459 </w:instrText>
-          </w:r>
-          <w:r>
-            <w:rPr>
-              <w:rFonts w:ascii="Cambria" w:hAnsi="Cambria" w:eastAsia="Cambria" w:cs="Cambria"/>
-              <w:szCs w:val="24"/>
-            </w:rPr>
-            <w:fldChar w:fldCharType="separate"/>
-          </w:r>
-          <w:r>
-            <w:rPr>
-              <w:rFonts w:hint="eastAsia"/>
-              <w:lang w:val="en-US" w:eastAsia="zh-CN"/>
-            </w:rPr>
-            <w:t>最终软件库</w:t>
-          </w:r>
-          <w:r>
-            <w:t>应用提升情况说明</w:t>
-          </w:r>
-          <w:r>
-            <w:tab/>
-          </w:r>
-          <w:r>
-            <w:fldChar w:fldCharType="begin"/>
-          </w:r>
-          <w:r>
-            <w:instrText xml:space="preserve"> PAGEREF _Toc19459 \h </w:instrText>
-          </w:r>
-          <w:r>
-            <w:fldChar w:fldCharType="separate"/>
-          </w:r>
-          <w:r>
-            <w:t>1</w:t>
-          </w:r>
-          <w:r>
-            <w:fldChar w:fldCharType="end"/>
-          </w:r>
-          <w:r>
-            <w:rPr>
-              <w:rFonts w:ascii="Cambria" w:hAnsi="Cambria" w:eastAsia="Cambria" w:cs="Cambria"/>
-              <w:szCs w:val="24"/>
-            </w:rPr>
-            <w:fldChar w:fldCharType="end"/>
-          </w:r>
-        </w:p>
-        <w:p>
-          <w:pPr>
-            <w:pStyle w:val="16"/>
-            <w:tabs>
-              <w:tab w:val="right" w:leader="dot" w:pos="9724"/>
-            </w:tabs>
-          </w:pPr>
-          <w:r>
-            <w:rPr>
-              <w:rFonts w:ascii="Cambria" w:hAnsi="Cambria" w:eastAsia="Cambria" w:cs="Cambria"/>
-              <w:szCs w:val="24"/>
-            </w:rPr>
-            <w:fldChar w:fldCharType="begin"/>
-          </w:r>
-          <w:r>
-            <w:rPr>
-              <w:rFonts w:ascii="Cambria" w:hAnsi="Cambria" w:eastAsia="Cambria" w:cs="Cambria"/>
-              <w:szCs w:val="24"/>
-            </w:rPr>
-            <w:instrText xml:space="preserve"> HYPERLINK \l _Toc7221 </w:instrText>
-          </w:r>
-          <w:r>
-            <w:rPr>
-              <w:rFonts w:ascii="Cambria" w:hAnsi="Cambria" w:eastAsia="Cambria" w:cs="Cambria"/>
-              <w:szCs w:val="24"/>
-            </w:rPr>
-            <w:fldChar w:fldCharType="separate"/>
-          </w:r>
-          <w:r>
-            <w:t>中达丰集团有限公司</w:t>
-          </w:r>
-          <w:r>
-            <w:tab/>
-          </w:r>
-          <w:r>
-            <w:fldChar w:fldCharType="begin"/>
-          </w:r>
-          <w:r>
-            <w:instrText xml:space="preserve"> PAGEREF _Toc7221 \h </w:instrText>
-          </w:r>
-          <w:r>
-            <w:fldChar w:fldCharType="separate"/>
-          </w:r>
-          <w:r>
-            <w:t>1</w:t>
-          </w:r>
-          <w:r>
-            <w:fldChar w:fldCharType="end"/>
-          </w:r>
-          <w:r>
-            <w:rPr>
-              <w:rFonts w:ascii="Cambria" w:hAnsi="Cambria" w:eastAsia="Cambria" w:cs="Cambria"/>
-              <w:szCs w:val="24"/>
-            </w:rPr>
-            <w:fldChar w:fldCharType="end"/>
-          </w:r>
-        </w:p>
-        <w:p>
-          <w:pPr>
-            <w:pStyle w:val="16"/>
-            <w:tabs>
-              <w:tab w:val="right" w:leader="dot" w:pos="9724"/>
-            </w:tabs>
-          </w:pPr>
-          <w:r>
-            <w:rPr>
-              <w:rFonts w:ascii="Cambria" w:hAnsi="Cambria" w:eastAsia="Cambria" w:cs="Cambria"/>
-              <w:szCs w:val="24"/>
-            </w:rPr>
-            <w:fldChar w:fldCharType="begin"/>
-          </w:r>
-          <w:r>
-            <w:rPr>
-              <w:rFonts w:ascii="Cambria" w:hAnsi="Cambria" w:eastAsia="Cambria" w:cs="Cambria"/>
-              <w:szCs w:val="24"/>
-            </w:rPr>
-            <w:instrText xml:space="preserve"> HYPERLINK \l _Toc30739 </w:instrText>
-          </w:r>
-          <w:r>
-            <w:rPr>
-              <w:rFonts w:ascii="Cambria" w:hAnsi="Cambria" w:eastAsia="Cambria" w:cs="Cambria"/>
-              <w:szCs w:val="24"/>
-            </w:rPr>
-            <w:fldChar w:fldCharType="separate"/>
-          </w:r>
-          <w:r>
-            <w:rPr>
-              <w:rFonts w:ascii="宋体" w:hAnsi="宋体" w:eastAsia="宋体" w:cs="宋体"/>
-              <w:spacing w:val="-3"/>
-              <w:szCs w:val="28"/>
-            </w:rPr>
-            <w:t>文档信息</w:t>
-          </w:r>
-          <w:r>
-            <w:tab/>
-          </w:r>
-          <w:r>
-            <w:fldChar w:fldCharType="begin"/>
-          </w:r>
-          <w:r>
-            <w:instrText xml:space="preserve"> PAGEREF _Toc30739 \h </w:instrText>
-          </w:r>
-          <w:r>
-            <w:fldChar w:fldCharType="separate"/>
-          </w:r>
-          <w:r>
-            <w:t>2</w:t>
-          </w:r>
-          <w:r>
-            <w:fldChar w:fldCharType="end"/>
-          </w:r>
-          <w:r>
-            <w:rPr>
-              <w:rFonts w:ascii="Cambria" w:hAnsi="Cambria" w:eastAsia="Cambria" w:cs="Cambria"/>
-              <w:szCs w:val="24"/>
-            </w:rPr>
-            <w:fldChar w:fldCharType="end"/>
-          </w:r>
-        </w:p>
-        <w:p>
-          <w:pPr>
-            <w:pStyle w:val="16"/>
-            <w:tabs>
-              <w:tab w:val="right" w:leader="dot" w:pos="9724"/>
-            </w:tabs>
-          </w:pPr>
-          <w:r>
-            <w:rPr>
-              <w:rFonts w:ascii="Cambria" w:hAnsi="Cambria" w:eastAsia="Cambria" w:cs="Cambria"/>
-              <w:szCs w:val="24"/>
-            </w:rPr>
-            <w:fldChar w:fldCharType="begin"/>
-          </w:r>
-          <w:r>
-            <w:rPr>
-              <w:rFonts w:ascii="Cambria" w:hAnsi="Cambria" w:eastAsia="Cambria" w:cs="Cambria"/>
-              <w:szCs w:val="24"/>
-            </w:rPr>
-            <w:instrText xml:space="preserve"> HYPERLINK \l _Toc12234 </w:instrText>
-          </w:r>
-          <w:r>
-            <w:rPr>
-              <w:rFonts w:ascii="Cambria" w:hAnsi="Cambria" w:eastAsia="Cambria" w:cs="Cambria"/>
-              <w:szCs w:val="24"/>
-            </w:rPr>
-            <w:fldChar w:fldCharType="separate"/>
-          </w:r>
-          <w:r>
-            <w:rPr>
-              <w:rFonts w:hint="default" w:ascii="宋体" w:hAnsi="宋体" w:eastAsia="宋体" w:cs="宋体"/>
-              <w:szCs w:val="28"/>
-            </w:rPr>
-            <w:t xml:space="preserve">1. </w:t>
-          </w:r>
-          <w:r>
-            <w:rPr>
-              <w:rFonts w:hint="eastAsia" w:ascii="宋体" w:hAnsi="宋体" w:eastAsia="宋体" w:cs="宋体"/>
-              <w:szCs w:val="28"/>
-              <w:lang w:val="en-US" w:eastAsia="zh-CN"/>
-            </w:rPr>
-            <w:t>最终软件库</w:t>
-          </w:r>
-          <w:r>
-            <w:rPr>
-              <w:rFonts w:hint="eastAsia" w:ascii="宋体" w:hAnsi="宋体" w:eastAsia="宋体" w:cs="宋体"/>
-              <w:szCs w:val="28"/>
-            </w:rPr>
-            <w:t>概况</w:t>
-          </w:r>
-          <w:r>
-            <w:tab/>
-          </w:r>
-          <w:r>
-            <w:fldChar w:fldCharType="begin"/>
-          </w:r>
-          <w:r>
-            <w:instrText xml:space="preserve"> PAGEREF _Toc12234 \h </w:instrText>
-          </w:r>
-          <w:r>
-            <w:fldChar w:fldCharType="separate"/>
-          </w:r>
-          <w:r>
-            <w:t>4</w:t>
-          </w:r>
-          <w:r>
-            <w:fldChar w:fldCharType="end"/>
-          </w:r>
-          <w:r>
-            <w:rPr>
-              <w:rFonts w:ascii="Cambria" w:hAnsi="Cambria" w:eastAsia="Cambria" w:cs="Cambria"/>
-              <w:szCs w:val="24"/>
-            </w:rPr>
-            <w:fldChar w:fldCharType="end"/>
-          </w:r>
-        </w:p>
-        <w:p>
-          <w:pPr>
-            <w:pStyle w:val="16"/>
-            <w:tabs>
-              <w:tab w:val="right" w:leader="dot" w:pos="9724"/>
-            </w:tabs>
-          </w:pPr>
-          <w:r>
-            <w:rPr>
-              <w:rFonts w:ascii="Cambria" w:hAnsi="Cambria" w:eastAsia="Cambria" w:cs="Cambria"/>
-              <w:szCs w:val="24"/>
-            </w:rPr>
-            <w:fldChar w:fldCharType="begin"/>
-          </w:r>
-          <w:r>
-            <w:rPr>
-              <w:rFonts w:ascii="Cambria" w:hAnsi="Cambria" w:eastAsia="Cambria" w:cs="Cambria"/>
-              <w:szCs w:val="24"/>
-            </w:rPr>
-            <w:instrText xml:space="preserve"> HYPERLINK \l _Toc21663 </w:instrText>
-          </w:r>
-          <w:r>
-            <w:rPr>
-              <w:rFonts w:ascii="Cambria" w:hAnsi="Cambria" w:eastAsia="Cambria" w:cs="Cambria"/>
-              <w:szCs w:val="24"/>
-            </w:rPr>
-            <w:fldChar w:fldCharType="separate"/>
-          </w:r>
-          <w:r>
-            <w:rPr>
-              <w:rFonts w:hint="default"/>
-              <w:lang w:val="en-US" w:eastAsia="zh-CN"/>
-            </w:rPr>
-            <w:t xml:space="preserve">2. </w:t>
-          </w:r>
-          <w:r>
-            <w:rPr>
-              <w:rFonts w:hint="eastAsia"/>
-              <w:lang w:val="en-US" w:eastAsia="zh-CN"/>
-            </w:rPr>
-            <w:t>Github代码托管优势</w:t>
-          </w:r>
-          <w:r>
-            <w:tab/>
-          </w:r>
-          <w:r>
-            <w:fldChar w:fldCharType="begin"/>
-          </w:r>
-          <w:r>
-            <w:instrText xml:space="preserve"> PAGEREF _Toc21663 \h </w:instrText>
-          </w:r>
-          <w:r>
-            <w:fldChar w:fldCharType="separate"/>
-          </w:r>
-          <w:r>
-            <w:t>5</w:t>
-          </w:r>
-          <w:r>
-            <w:fldChar w:fldCharType="end"/>
-          </w:r>
-          <w:r>
-            <w:rPr>
-              <w:rFonts w:ascii="Cambria" w:hAnsi="Cambria" w:eastAsia="Cambria" w:cs="Cambria"/>
-              <w:szCs w:val="24"/>
-            </w:rPr>
-            <w:fldChar w:fldCharType="end"/>
-          </w:r>
-        </w:p>
-        <w:p>
-          <w:pPr>
-            <w:pStyle w:val="17"/>
-            <w:tabs>
-              <w:tab w:val="right" w:leader="dot" w:pos="9724"/>
-            </w:tabs>
-          </w:pPr>
-          <w:r>
-            <w:rPr>
-              <w:rFonts w:ascii="Cambria" w:hAnsi="Cambria" w:eastAsia="Cambria" w:cs="Cambria"/>
-              <w:szCs w:val="24"/>
-            </w:rPr>
-            <w:fldChar w:fldCharType="begin"/>
-          </w:r>
-          <w:r>
-            <w:rPr>
-              <w:rFonts w:ascii="Cambria" w:hAnsi="Cambria" w:eastAsia="Cambria" w:cs="Cambria"/>
-              <w:szCs w:val="24"/>
-            </w:rPr>
-            <w:instrText xml:space="preserve"> HYPERLINK \l _Toc14439 </w:instrText>
-          </w:r>
-          <w:r>
-            <w:rPr>
-              <w:rFonts w:ascii="Cambria" w:hAnsi="Cambria" w:eastAsia="Cambria" w:cs="Cambria"/>
-              <w:szCs w:val="24"/>
-            </w:rPr>
-            <w:fldChar w:fldCharType="separate"/>
-          </w:r>
-          <w:r>
-            <w:rPr>
-              <w:rFonts w:hint="default" w:ascii="宋体" w:hAnsi="宋体" w:eastAsia="宋体" w:cs="宋体"/>
-              <w:szCs w:val="28"/>
-            </w:rPr>
-            <w:t xml:space="preserve">2.1. </w:t>
-          </w:r>
-          <w:r>
-            <w:rPr>
-              <w:rFonts w:hint="eastAsia" w:ascii="宋体" w:hAnsi="宋体" w:cs="宋体"/>
-              <w:bCs/>
-              <w:spacing w:val="-6"/>
-              <w:szCs w:val="28"/>
-              <w:lang w:val="en-US" w:eastAsia="zh-CN"/>
-            </w:rPr>
-            <w:t>考核指标</w:t>
-          </w:r>
-          <w:r>
-            <w:tab/>
-          </w:r>
-          <w:r>
-            <w:fldChar w:fldCharType="begin"/>
-          </w:r>
-          <w:r>
-            <w:instrText xml:space="preserve"> PAGEREF _Toc14439 \h </w:instrText>
-          </w:r>
-          <w:r>
-            <w:fldChar w:fldCharType="separate"/>
-          </w:r>
-          <w:r>
-            <w:t>5</w:t>
-          </w:r>
-          <w:r>
-            <w:fldChar w:fldCharType="end"/>
-          </w:r>
-          <w:r>
-            <w:rPr>
-              <w:rFonts w:ascii="Cambria" w:hAnsi="Cambria" w:eastAsia="Cambria" w:cs="Cambria"/>
-              <w:szCs w:val="24"/>
-            </w:rPr>
-            <w:fldChar w:fldCharType="end"/>
-          </w:r>
-        </w:p>
-        <w:p>
-          <w:pPr>
-            <w:pStyle w:val="17"/>
-            <w:tabs>
-              <w:tab w:val="right" w:leader="dot" w:pos="9724"/>
-            </w:tabs>
-          </w:pPr>
-          <w:r>
-            <w:rPr>
-              <w:rFonts w:ascii="Cambria" w:hAnsi="Cambria" w:eastAsia="Cambria" w:cs="Cambria"/>
-              <w:szCs w:val="24"/>
-            </w:rPr>
-            <w:fldChar w:fldCharType="begin"/>
-          </w:r>
-          <w:r>
-            <w:rPr>
-              <w:rFonts w:ascii="Cambria" w:hAnsi="Cambria" w:eastAsia="Cambria" w:cs="Cambria"/>
-              <w:szCs w:val="24"/>
-            </w:rPr>
-            <w:instrText xml:space="preserve"> HYPERLINK \l _Toc13220 </w:instrText>
-          </w:r>
-          <w:r>
-            <w:rPr>
-              <w:rFonts w:ascii="Cambria" w:hAnsi="Cambria" w:eastAsia="Cambria" w:cs="Cambria"/>
-              <w:szCs w:val="24"/>
-            </w:rPr>
-            <w:fldChar w:fldCharType="separate"/>
-          </w:r>
-          <w:r>
-            <w:rPr>
-              <w:rFonts w:hint="default"/>
-              <w:lang w:val="en-US" w:eastAsia="zh-CN"/>
-            </w:rPr>
-            <w:t xml:space="preserve">2.2. </w:t>
-          </w:r>
-          <w:r>
-            <w:rPr>
-              <w:rFonts w:hint="eastAsia"/>
-              <w:lang w:val="en-US" w:eastAsia="zh-CN"/>
-            </w:rPr>
-            <w:t>问题改进</w:t>
-          </w:r>
-          <w:r>
-            <w:tab/>
-          </w:r>
-          <w:r>
-            <w:fldChar w:fldCharType="begin"/>
-          </w:r>
-          <w:r>
-            <w:instrText xml:space="preserve"> PAGEREF _Toc13220 \h </w:instrText>
-          </w:r>
-          <w:r>
-            <w:fldChar w:fldCharType="separate"/>
-          </w:r>
-          <w:r>
-            <w:t>5</w:t>
-          </w:r>
-          <w:r>
-            <w:fldChar w:fldCharType="end"/>
-          </w:r>
-          <w:r>
-            <w:rPr>
-              <w:rFonts w:ascii="Cambria" w:hAnsi="Cambria" w:eastAsia="Cambria" w:cs="Cambria"/>
-              <w:szCs w:val="24"/>
-            </w:rPr>
-            <w:fldChar w:fldCharType="end"/>
-          </w:r>
-        </w:p>
-        <w:p>
-          <w:pPr>
-            <w:keepNext w:val="0"/>
-            <w:keepLines w:val="0"/>
-            <w:pageBreakBefore w:val="0"/>
-            <w:widowControl w:val="0"/>
-            <w:kinsoku w:val="0"/>
-            <w:wordWrap/>
-            <w:overflowPunct/>
-            <w:topLinePunct w:val="0"/>
-            <w:autoSpaceDE w:val="0"/>
-            <w:autoSpaceDN w:val="0"/>
-            <w:bidi w:val="0"/>
-            <w:adjustRightInd w:val="0"/>
-            <w:snapToGrid w:val="0"/>
-            <w:spacing w:line="220" w:lineRule="auto"/>
+            <w:jc w:val="both"/>
             <w:textAlignment w:val="baseline"/>
             <w:rPr>
               <w:rFonts w:ascii="Cambria" w:hAnsi="Cambria" w:eastAsia="Cambria" w:cs="Cambria"/>
@@ -1927,7 +2030,11 @@
           <w:r>
             <w:rPr>
               <w:rFonts w:ascii="Cambria" w:hAnsi="Cambria" w:eastAsia="Cambria" w:cs="Cambria"/>
+              <w:snapToGrid w:val="0"/>
+              <w:color w:val="000000"/>
+              <w:kern w:val="0"/>
               <w:szCs w:val="24"/>
+              <w:lang w:val="en-US" w:eastAsia="en-US" w:bidi="ar-SA"/>
             </w:rPr>
             <w:fldChar w:fldCharType="end"/>
           </w:r>
@@ -1949,7 +2056,9 @@
         <w:bidi w:val="0"/>
         <w:adjustRightInd w:val="0"/>
         <w:snapToGrid w:val="0"/>
-        <w:spacing w:line="220" w:lineRule="auto"/>
+        <w:spacing w:before="0" w:beforeLines="0" w:after="0" w:afterLines="0" w:line="240" w:lineRule="auto"/>
+        <w:ind w:left="0" w:leftChars="0" w:right="0" w:rightChars="0" w:firstLine="0" w:firstLineChars="0"/>
+        <w:jc w:val="both"/>
         <w:textAlignment w:val="baseline"/>
         <w:rPr>
           <w:rFonts w:ascii="Cambria" w:hAnsi="Cambria" w:eastAsia="Cambria" w:cs="Cambria"/>
@@ -1992,9 +2101,10 @@
           <w:szCs w:val="28"/>
         </w:rPr>
       </w:pPr>
-      <w:bookmarkStart w:id="3" w:name="bookmark1"/>
-      <w:bookmarkEnd w:id="3"/>
-      <w:bookmarkStart w:id="4" w:name="_Toc12234"/>
+      <w:bookmarkStart w:id="6" w:name="bookmark1"/>
+      <w:bookmarkEnd w:id="6"/>
+      <w:bookmarkStart w:id="7" w:name="_Toc13335"/>
+      <w:bookmarkStart w:id="8" w:name="_Toc11104"/>
       <w:r>
         <w:rPr>
           <w:rFonts w:hint="eastAsia" w:ascii="宋体" w:hAnsi="宋体" w:eastAsia="宋体" w:cs="宋体"/>
@@ -2012,7 +2122,8 @@
         </w:rPr>
         <w:t>概况</w:t>
       </w:r>
-      <w:bookmarkEnd w:id="4"/>
+      <w:bookmarkEnd w:id="7"/>
+      <w:bookmarkEnd w:id="8"/>
     </w:p>
     <w:p>
       <w:pPr>
@@ -2222,7 +2333,8 @@
           <w:lang w:val="en-US" w:eastAsia="zh-CN"/>
         </w:rPr>
       </w:pPr>
-      <w:bookmarkStart w:id="5" w:name="_Toc21663"/>
+      <w:bookmarkStart w:id="9" w:name="_Toc9077"/>
+      <w:bookmarkStart w:id="10" w:name="_Toc18791"/>
       <w:r>
         <w:rPr>
           <w:rFonts w:hint="eastAsia"/>
@@ -2230,7 +2342,8 @@
         </w:rPr>
         <w:t>Github代码托管优势</w:t>
       </w:r>
-      <w:bookmarkEnd w:id="5"/>
+      <w:bookmarkEnd w:id="9"/>
+      <w:bookmarkEnd w:id="10"/>
     </w:p>
     <w:p>
       <w:pPr>
@@ -2603,8 +2716,6 @@
         </w:rPr>
         <w:t xml:space="preserve"> </w:t>
       </w:r>
-      <w:bookmarkStart w:id="8" w:name="_GoBack"/>
-      <w:bookmarkEnd w:id="8"/>
       <w:r>
         <w:rPr>
           <w:rFonts w:hint="eastAsia" w:ascii="宋体" w:hAnsi="宋体" w:eastAsia="宋体" w:cs="宋体"/>
@@ -2619,40 +2730,19 @@
     <w:p>
       <w:pPr>
         <w:pStyle w:val="28"/>
-        <w:keepNext w:val="0"/>
-        <w:keepLines w:val="0"/>
-        <w:pageBreakBefore w:val="0"/>
-        <w:widowControl w:val="0"/>
-        <w:kinsoku w:val="0"/>
-        <w:wordWrap/>
-        <w:overflowPunct/>
-        <w:topLinePunct w:val="0"/>
-        <w:autoSpaceDE w:val="0"/>
-        <w:autoSpaceDN w:val="0"/>
         <w:bidi w:val="0"/>
-        <w:adjustRightInd w:val="0"/>
-        <w:snapToGrid w:val="0"/>
-        <w:textAlignment w:val="baseline"/>
-        <w:rPr>
-          <w:rFonts w:ascii="宋体" w:hAnsi="宋体" w:eastAsia="宋体" w:cs="宋体"/>
-          <w:sz w:val="28"/>
-          <w:szCs w:val="28"/>
-        </w:rPr>
       </w:pPr>
-      <w:bookmarkStart w:id="6" w:name="_Toc14439"/>
-      <w:r>
-        <w:rPr>
-          <w:rFonts w:hint="eastAsia" w:ascii="宋体" w:hAnsi="宋体" w:cs="宋体"/>
-          <w:b/>
-          <w:bCs/>
-          <w:spacing w:val="-6"/>
-          <w:sz w:val="28"/>
-          <w:szCs w:val="28"/>
+      <w:bookmarkStart w:id="11" w:name="_Toc13775"/>
+      <w:bookmarkStart w:id="12" w:name="_Toc15324"/>
+      <w:r>
+        <w:rPr>
+          <w:rFonts w:hint="eastAsia"/>
           <w:lang w:val="en-US" w:eastAsia="zh-CN"/>
         </w:rPr>
         <w:t>考核指标</w:t>
       </w:r>
-      <w:bookmarkEnd w:id="6"/>
+      <w:bookmarkEnd w:id="11"/>
+      <w:bookmarkEnd w:id="12"/>
     </w:p>
     <w:p>
       <w:pPr>
@@ -2970,7 +3060,8 @@
           <w:lang w:val="en-US" w:eastAsia="zh-CN"/>
         </w:rPr>
       </w:pPr>
-      <w:bookmarkStart w:id="7" w:name="_Toc13220"/>
+      <w:bookmarkStart w:id="13" w:name="_Toc1615"/>
+      <w:bookmarkStart w:id="14" w:name="_Toc31372"/>
       <w:r>
         <w:rPr>
           <w:rFonts w:hint="eastAsia"/>
@@ -2978,7 +3069,8 @@
         </w:rPr>
         <w:t>问题改进</w:t>
       </w:r>
-      <w:bookmarkEnd w:id="7"/>
+      <w:bookmarkEnd w:id="13"/>
+      <w:bookmarkEnd w:id="14"/>
     </w:p>
     <w:p>
       <w:pPr>
@@ -3181,7 +3273,7 @@
     </w:pPr>
     <w:r>
       <w:pict>
-        <v:shape id="_x0000_s2049" o:spid="_x0000_s2049" style="position:absolute;left:0pt;margin-left:88.4pt;margin-top:54.1pt;height:0.75pt;width:418.5pt;mso-position-horizontal-relative:page;mso-position-vertical-relative:page;z-index:251659264;mso-width-relative:page;mso-height-relative:page;" filled="f" stroked="t" coordsize="8370,15" o:allowincell="f" path="m0,7l8369,7e">
+        <v:shape id="_x0000_s4097" o:spid="_x0000_s4097" style="position:absolute;left:0pt;margin-left:88.4pt;margin-top:54.1pt;height:0.75pt;width:418.5pt;mso-position-horizontal-relative:page;mso-position-vertical-relative:page;z-index:251659264;mso-width-relative:page;mso-height-relative:page;" filled="f" stroked="t" coordsize="8370,15" o:allowincell="f" path="m0,7l8369,7e">
           <v:fill on="f" focussize="0,0"/>
           <v:stroke joinstyle="miter"/>
           <v:imagedata o:title=""/>
@@ -3205,7 +3297,7 @@
     </w:pPr>
     <w:r>
       <w:pict>
-        <v:shape id="_x0000_s2050" o:spid="_x0000_s2050" style="position:absolute;left:0pt;margin-left:88.4pt;margin-top:54.1pt;height:0.75pt;width:418.5pt;mso-position-horizontal-relative:page;mso-position-vertical-relative:page;z-index:251660288;mso-width-relative:page;mso-height-relative:page;" filled="f" stroked="t" coordsize="8370,15" o:allowincell="f" path="m0,7l8369,7e">
+        <v:shape id="_x0000_s4098" o:spid="_x0000_s4098" style="position:absolute;left:0pt;margin-left:88.4pt;margin-top:54.1pt;height:0.75pt;width:418.5pt;mso-position-horizontal-relative:page;mso-position-vertical-relative:page;z-index:251660288;mso-width-relative:page;mso-height-relative:page;" filled="f" stroked="t" coordsize="8370,15" o:allowincell="f" path="m0,7l8369,7e">
           <v:fill on="f" focussize="0,0"/>
           <v:stroke joinstyle="miter"/>
           <v:imagedata o:title=""/>
@@ -4747,8 +4839,8 @@
     <customSectPr/>
   </customSectProps>
   <customShpExts>
-    <customShpInfo spid="_x0000_s2049"/>
-    <customShpInfo spid="_x0000_s2050"/>
+    <customShpInfo spid="_x0000_s4097"/>
+    <customShpInfo spid="_x0000_s4098"/>
   </customShpExts>
 </s:customData>
 </file>
